--- a/report/TwinShield_Project_Report.docx
+++ b/report/TwinShield_Project_Report.docx
@@ -9889,7 +9889,7 @@
         </w:rPr>
         <w:drawing>
           <wp:inline distT="0" distB="0" distL="0" distR="0" wp14:anchorId="4285778C" wp14:editId="154800CA">
-            <wp:extent cx="5212080" cy="2800350"/>
+            <wp:extent cx="5212080" cy="3227152"/>
             <wp:effectExtent l="0" t="0" r="0" b="0"/>
             <wp:docPr id="5" name="Picture 5"/>
             <wp:cNvGraphicFramePr>
@@ -9951,7 +9951,71 @@
         <w:jc w:val="both"/>
       </w:pPr>
       <w:r>
-        <w:t xml:space="preserve">The data layer owns the GEM-CAN loader, feature construction, context-window gathering and the block-wise split, and caches its output so that the expensive preparation runs once. The modelling layer owns the GRU digital twin, the residual computation and the adaptive ECU fusion. The detection layer owns the four detectors and the anomaly gate. The application layer provides cached model access and the replay controller, and the presentation layer renders the three pages of the interface.</w:t>
+        <w:t xml:space="preserve">Each layer is listed below with the responsibility it holds and the part of the source tree that implements it. The labels L1 to L5 in Figure 4.1 correspond to the five entries.</w:t>
+      </w:r>
+    </w:p>
+    <w:p>
+      <w:pPr>
+        <w:spacing w:after="100"/>
+        <w:jc w:val="both"/>
+      </w:pPr>
+      <w:r>
+        <w:rPr>
+          <w:b/>
+          <w:bCs/>
+        </w:rPr>
+        <w:t xml:space="preserve">L1, the data layer. </w:t>
+      </w:r>
+      <w:r>
+        <w:t xml:space="preserve">Reads the GEM-CAN capture through a schema-adaptive loader, derives the frame-level features of Section 5.3, gathers the 32-frame context windows of Section 5.4 and performs the block-wise split. Its output is cached, so the expensive preparation runs once and every later experiment reuses the identical split. Implemented in preprocessing/. This layer is the only one that touches the raw capture.</w:t>
+      </w:r>
+    </w:p>
+    <w:p>
+      <w:pPr>
+        <w:spacing w:after="100"/>
+        <w:jc w:val="both"/>
+      </w:pPr>
+      <w:r>
+        <w:rPr>
+          <w:b/>
+          <w:bCs/>
+        </w:rPr>
+        <w:t xml:space="preserve">L2, the modelling layer. </w:t>
+      </w:r>
+      <w:r>
+        <w:t xml:space="preserve">Fits the GRU digital twin on normal traffic, computes the per-byte residual of Equation 5.2 and pools residuals into per-ECU streams combined by additive attention. Implemented in models/digital_twin.py and models/residual_fusion.py. Nothing in this layer reads an attack label, which is the property the anomaly gate later depends on.</w:t>
+      </w:r>
+    </w:p>
+    <w:p>
+      <w:pPr>
+        <w:spacing w:after="100"/>
+        <w:jc w:val="both"/>
+      </w:pPr>
+      <w:r>
+        <w:rPr>
+          <w:b/>
+          <w:bCs/>
+        </w:rPr>
+        <w:t xml:space="preserve">L3, the detection layer. </w:t>
+      </w:r>
+      <w:r>
+        <w:t xml:space="preserve">Holds the three supervised baselines, the proposed TwinShield-Fusion detector and the residual anomaly gate, together with the metric code that scores them. Implemented in models/ and evaluation/. The detectors are fitted against labels; the gate is calibrated from normal traffic alone, and sits here because it issues decisions rather than because it is trained like its neighbours.</w:t>
+      </w:r>
+    </w:p>
+    <w:p>
+      <w:pPr>
+        <w:spacing w:after="100"/>
+        <w:jc w:val="both"/>
+      </w:pPr>
+      <w:r>
+        <w:rPr>
+          <w:b/>
+          <w:bCs/>
+        </w:rPr>
+        <w:t xml:space="preserve">L4, the application layer. </w:t>
+      </w:r>
+      <w:r>
+        <w:t xml:space="preserve">Provides the replay controller that advances the live demonstration frame by frame, and the cached model access that keeps the four detectors resident between interface interactions so that a replay tick costs a forward pass rather than a reload. Implemented in ui/.</w:t>
       </w:r>
     </w:p>
     <w:p>
@@ -9960,7 +10024,32 @@
         <w:jc w:val="both"/>
       </w:pPr>
       <w:r>
-        <w:t>The separation between the modelling and detection layers is the architecturally significant one. The digital twin and the residual belong to the modelling layer because they are fitted without reference to any attack label; the detectors belong to the detection layer because they are fitted against labels. The anomaly gate sits in the detection layer but consumes only modelling-layer outputs, which is what allows it to be calibrated without attack data.</w:t>
+        <w:rPr>
+          <w:b/>
+          <w:bCs/>
+        </w:rPr>
+        <w:t xml:space="preserve">L5, the presentation layer. </w:t>
+      </w:r>
+      <w:r>
+        <w:t xml:space="preserve">Renders the three pages of the interface, Overview, Live Monitor and Results, and nothing else. It performs no computation of its own: every number it displays is returned by a lower layer. Implemented in pages/.</w:t>
+      </w:r>
+    </w:p>
+    <w:p>
+      <w:pPr>
+        <w:spacing w:after="120"/>
+        <w:jc w:val="both"/>
+      </w:pPr>
+      <w:r>
+        <w:t xml:space="preserve">Each layer depends only on the layer beneath it, so a change to the interface cannot affect how a model is fitted, and a change to the splitting strategy propagates upward through a single documented interface rather than through scattered assumptions.</w:t>
+      </w:r>
+    </w:p>
+    <w:p>
+      <w:pPr>
+        <w:spacing w:after="120"/>
+        <w:jc w:val="both"/>
+      </w:pPr>
+      <w:r>
+        <w:t xml:space="preserve">The separation between the modelling and detection layers is the architecturally significant one, and the dashed line in Figure 4.1 marks it. The digital twin and the residual belong to the modelling layer because they are fitted without reference to any attack label; the detectors belong to the detection layer because they are fitted against labels. The anomaly gate sits in the detection layer but consumes only modelling-layer outputs, which is what allows it to be calibrated without attack data.</w:t>
       </w:r>
     </w:p>
     <w:p>
@@ -9980,7 +10069,7 @@
         <w:jc w:val="both"/>
       </w:pPr>
       <w:r>
-        <w:t>Figure 4.2 shows the seven stages through which a frame passes, with the report section describing each stage shown beneath it. Raw frames are converted to features, gathered into context windows, passed through the digital twin to produce a residual, pooled into per-ECU streams, and finally presented to both the supervised detector and the anomaly gate, whose outputs are combined into a single alarm decision.</w:t>
+        <w:t>Figure 4.2 shows the seven stages through which a frame passes, banded by the layer of Figure 4.1 that each stage belongs to, with the report section describing each stage shown in the corner of its box. Raw frames are converted to features, gathered into context windows, passed through the digital twin to produce a residual, pooled into per-ECU streams, and finally presented to both the supervised detector and the anomaly gate, whose outputs are combined into a single alarm decision.</w:t>
       </w:r>
     </w:p>
     <w:p>
@@ -9995,7 +10084,7 @@
         </w:rPr>
         <w:drawing>
           <wp:inline distT="0" distB="0" distL="0" distR="0" wp14:anchorId="06531170" wp14:editId="3BD0B72D">
-            <wp:extent cx="5212080" cy="2971800"/>
+            <wp:extent cx="5212080" cy="3904469"/>
             <wp:effectExtent l="0" t="0" r="0" b="0"/>
             <wp:docPr id="6" name="Picture 6"/>
             <wp:cNvGraphicFramePr>

--- a/report/TwinShield_Project_Report.docx
+++ b/report/TwinShield_Project_Report.docx
@@ -3225,7 +3225,7 @@
               <w:rPr>
                 <w:noProof/>
               </w:rPr>
-              <w:t>Figure 4.1: Layered architecture of TwinShield-Fusion</w:t>
+              <w:t>Figure 4.2: Layered view of the same system</w:t>
               <w:tab/>
               <w:fldChar w:fldCharType="begin"/>
               <w:instrText>PAGEREF _Toc46 \h</w:instrText>
@@ -3248,7 +3248,7 @@
               <w:rPr>
                 <w:noProof/>
               </w:rPr>
-              <w:t>Figure 4.2: End-to-end processing pipeline: seven stages from raw frames to alarm</w:t>
+              <w:t>Figure 4.3: End-to-end processing pipeline: seven stages from raw frames to alarm</w:t>
               <w:tab/>
               <w:fldChar w:fldCharType="begin"/>
               <w:instrText>PAGEREF _Toc48 \h</w:instrText>
@@ -3271,7 +3271,7 @@
               <w:rPr>
                 <w:noProof/>
               </w:rPr>
-              <w:t>Figure 4.3: Use case diagram</w:t>
+              <w:t>Figure 4.4: Use case diagram</w:t>
               <w:tab/>
               <w:fldChar w:fldCharType="begin"/>
               <w:instrText>PAGEREF _Toc50 \h</w:instrText>
@@ -3294,7 +3294,7 @@
               <w:rPr>
                 <w:noProof/>
               </w:rPr>
-              <w:t>Figure 4.4: Level-0 data flow diagram (context diagram)</w:t>
+              <w:t>Figure 4.5: Level-0 data flow diagram (context diagram)</w:t>
               <w:tab/>
               <w:fldChar w:fldCharType="begin"/>
               <w:instrText>PAGEREF _Toc53 \h</w:instrText>
@@ -3317,7 +3317,7 @@
               <w:rPr>
                 <w:noProof/>
               </w:rPr>
-              <w:t>Figure 4.5: Level-1 data flow diagram</w:t>
+              <w:t>Figure 4.6: Level-1 data flow diagram</w:t>
               <w:tab/>
               <w:fldChar w:fldCharType="begin"/>
               <w:instrText>PAGEREF _Toc55 \h</w:instrText>
@@ -3340,7 +3340,7 @@
               <w:rPr>
                 <w:noProof/>
               </w:rPr>
-              <w:t>Figure 4.6: Sequence diagram of one replay tick</w:t>
+              <w:t>Figure 4.7: Sequence diagram of one replay tick</w:t>
               <w:tab/>
               <w:fldChar w:fldCharType="begin"/>
               <w:instrText>PAGEREF _Toc57 \h</w:instrText>
@@ -9854,7 +9854,7 @@
         <w:jc w:val="both"/>
       </w:pPr>
       <w:r>
-        <w:t xml:space="preserve">This chapter presents the design of TwinShield-Fusion. Section 4.2 gives the layered architecture, Section 4.3 the end-to-end processing pipeline and Section 4.4 the use cases. Sections 4.5 and 4.6 give the data flow and the sequence of a detection request. Section 4.7 describes the module structure, Section 4.8 the artifacts produced by training, and Section 4.9 the deployment arrangement.</w:t>
+        <w:t xml:space="preserve">This chapter presents the design of TwinShield-Fusion. Section 4.2 gives the system architecture and its layered view, Section 4.3 the end-to-end processing pipeline and Section 4.4 the use cases. Sections 4.5 and 4.6 give the data flow and the sequence of a detection request. Section 4.7 describes the module structure, Section 4.8 the artifacts produced by training, and Section 4.9 the deployment arrangement.</w:t>
       </w:r>
     </w:p>
     <w:p>
@@ -9874,7 +9874,90 @@
         <w:jc w:val="both"/>
       </w:pPr>
       <w:r>
-        <w:t>The system is organised into five layers, shown in Figure 4.1. Each layer depends only on the layer below it, so that a change to the interface cannot affect how a model is fitted, and a change to the splitting strategy propagates upward through a single documented interface rather than through scattered assumptions.</w:t>
+        <w:t xml:space="preserve">Figure 4.1 shows the architecture as a whole. A CAN frame is decomposed into its arbitration identifier, data length code, payload bytes and timestamp, and is then presented to two branches that run in parallel and share no fitting stage. The upper branch is the digital twin: it holds the recent payload history for the frame's own identifier, predicts the next payload with a GRU fitted on normal traffic alone, and forms the residual between prediction and observation. The lower branch is the supervised classifier: it gathers a 32-frame context window, passes it through the CNN-BiLSTM with adaptive multi-ECU residual fusion, and emits a posterior over the classes it was trained on. The residual anomaly gate standardises the residual per identifier and per payload byte and raises an alarm above a threshold calibrated on normal frames. The alarm decision fires if either channel fires: it reports a named class when the classifier recognises one, and an unknown anomaly when only the gate does.</w:t>
+      </w:r>
+    </w:p>
+    <w:p>
+      <w:pPr>
+        <w:spacing w:before="200" w:after="200"/>
+        <w:jc w:val="center"/>
+      </w:pPr>
+      <w:r>
+        <w:rPr>
+          <w:noProof/>
+        </w:rPr>
+        <w:drawing>
+          <wp:inline distT="0" distB="0" distL="0" distR="0" wp14:anchorId="54A74DB3" wp14:editId="315CB587">
+            <wp:extent cx="5212080" cy="2796564"/>
+            <wp:effectExtent l="0" t="0" r="0" b="0"/>
+            <wp:docPr id="9101" name="Picture 1"/>
+            <wp:cNvGraphicFramePr>
+              <a:graphicFrameLocks xmlns:a="http://schemas.openxmlformats.org/drawingml/2006/main" noChangeAspect="1"/>
+            </wp:cNvGraphicFramePr>
+            <a:graphic xmlns:a="http://schemas.openxmlformats.org/drawingml/2006/main">
+              <a:graphicData uri="http://schemas.openxmlformats.org/drawingml/2006/picture">
+                <pic:pic xmlns:pic="http://schemas.openxmlformats.org/drawingml/2006/picture">
+                  <pic:nvPicPr>
+                    <pic:cNvPr id="0" name=""/>
+                    <pic:cNvPicPr>
+                      <a:picLocks noChangeAspect="1" noChangeArrowheads="1"/>
+                    </pic:cNvPicPr>
+                  </pic:nvPicPr>
+                  <pic:blipFill>
+                    <a:blip r:embed="rId32"/>
+                    <a:srcRect/>
+                    <a:stretch>
+                      <a:fillRect/>
+                    </a:stretch>
+                  </pic:blipFill>
+                  <pic:spPr bwMode="auto">
+                    <a:xfrm>
+                      <a:off x="0" y="0"/>
+                      <a:ext cx="5212080" cy="2796564"/>
+                    </a:xfrm>
+                    <a:prstGeom prst="rect">
+                      <a:avLst/>
+                    </a:prstGeom>
+                  </pic:spPr>
+                </pic:pic>
+              </a:graphicData>
+            </a:graphic>
+          </wp:inline>
+        </w:drawing>
+      </w:r>
+    </w:p>
+    <w:p>
+      <w:pPr>
+        <w:pStyle w:val="FigureCaption"/>
+        <w:spacing w:line="276" w:lineRule="auto"/>
+      </w:pPr>
+      <w:r>
+        <w:rPr>
+          <w:b/>
+          <w:bCs/>
+        </w:rPr>
+        <w:t xml:space="preserve">Figure 4.1: </w:t>
+      </w:r>
+      <w:r>
+        <w:t>TwinShield-Fusion system architecture</w:t>
+      </w:r>
+    </w:p>
+    <w:p>
+      <w:pPr>
+        <w:spacing w:before="160" w:after="120"/>
+        <w:jc w:val="both"/>
+      </w:pPr>
+      <w:r>
+        <w:t xml:space="preserve">The same system can be read a second way, as a stack of layers rather than as a flow of data. Figure 4.2 gives that view, and it is the one the source tree is organised around.</w:t>
+      </w:r>
+    </w:p>
+    <w:p>
+      <w:pPr>
+        <w:spacing w:after="120"/>
+        <w:jc w:val="both"/>
+      </w:pPr>
+      <w:r>
+        <w:t>The system is organised into five layers, shown in Figure 4.2. Each layer depends only on the layer below it, so that a change to the interface cannot affect how a model is fitted, and a change to the splitting strategy propagates upward through a single documented interface rather than through scattered assumptions.</w:t>
       </w:r>
     </w:p>
     <w:p>
@@ -9938,10 +10021,10 @@
           <w:b/>
           <w:bCs/>
         </w:rPr>
-        <w:t xml:space="preserve">Figure 4.1: </w:t>
-      </w:r>
-      <w:r>
-        <w:t xml:space="preserve">Layered architecture of TwinShield-Fusion</w:t>
+        <w:t xml:space="preserve">Figure 4.2: </w:t>
+      </w:r>
+      <w:r>
+        <w:t xml:space="preserve">Layered view of the same system</w:t>
       </w:r>
       <w:bookmarkEnd w:id="45"/>
     </w:p>
@@ -9951,7 +10034,7 @@
         <w:jc w:val="both"/>
       </w:pPr>
       <w:r>
-        <w:t xml:space="preserve">Each layer is listed below with the responsibility it holds and the part of the source tree that implements it. The labels L1 to L5 in Figure 4.1 correspond to the five entries.</w:t>
+        <w:t xml:space="preserve">Each layer is listed below with the responsibility it holds and the part of the source tree that implements it. The labels L1 to L5 in Figure 4.2 correspond to the five entries.</w:t>
       </w:r>
     </w:p>
     <w:p>
@@ -10049,7 +10132,7 @@
         <w:jc w:val="both"/>
       </w:pPr>
       <w:r>
-        <w:t xml:space="preserve">The separation between the modelling and detection layers is the architecturally significant one, and the dashed line in Figure 4.1 marks it. The digital twin and the residual belong to the modelling layer because they are fitted without reference to any attack label; the detectors belong to the detection layer because they are fitted against labels. The anomaly gate sits in the detection layer but consumes only modelling-layer outputs, which is what allows it to be calibrated without attack data.</w:t>
+        <w:t xml:space="preserve">The separation between the modelling and detection layers is the architecturally significant one, and the dashed line in Figure 4.2 marks it. The digital twin and the residual belong to the modelling layer because they are fitted without reference to any attack label; the detectors belong to the detection layer because they are fitted against labels. The anomaly gate sits in the detection layer but consumes only modelling-layer outputs, which is what allows it to be calibrated without attack data.</w:t>
       </w:r>
     </w:p>
     <w:p>
@@ -10069,7 +10152,7 @@
         <w:jc w:val="both"/>
       </w:pPr>
       <w:r>
-        <w:t>Figure 4.2 shows the seven stages through which a frame passes, banded by the layer of Figure 4.1 that each stage belongs to, with the report section describing each stage shown in the corner of its box. Raw frames are converted to features, gathered into context windows, passed through the digital twin to produce a residual, pooled into per-ECU streams, and finally presented to both the supervised detector and the anomaly gate, whose outputs are combined into a single alarm decision.</w:t>
+        <w:t>Figure 4.3 shows the seven stages through which a frame passes, banded by the layer of Figure 4.2 that each stage belongs to, with the report section describing each stage shown in the corner of its box. Raw frames are converted to features, gathered into context windows, passed through the digital twin to produce a residual, pooled into per-ECU streams, and finally presented to both the supervised detector and the anomaly gate, whose outputs are combined into a single alarm decision.</w:t>
       </w:r>
     </w:p>
     <w:p>
@@ -10133,7 +10216,7 @@
           <w:b/>
           <w:bCs/>
         </w:rPr>
-        <w:t xml:space="preserve">Figure 4.2: </w:t>
+        <w:t xml:space="preserve">Figure 4.3: </w:t>
       </w:r>
       <w:r>
         <w:t>End-to-end processing pipeline: seven stages from raw frames to alarm</w:t>
@@ -10166,7 +10249,7 @@
         <w:jc w:val="both"/>
       </w:pPr>
       <w:r>
-        <w:t>Figure 4.3 shows the use cases and the two actors. The evaluator drives the live comparison and reads its verdicts; the researcher additionally inspects the quantitative results and the attributions behind them. Neither actor trains a model from the interface, because training is performed offline by design.</w:t>
+        <w:t>Figure 4.4 shows the use cases and the two actors. The evaluator drives the live comparison and reads its verdicts; the researcher additionally inspects the quantitative results and the attributions behind them. Neither actor trains a model from the interface, because training is performed offline by design.</w:t>
       </w:r>
     </w:p>
     <w:p>
@@ -10230,7 +10313,7 @@
           <w:b/>
           <w:bCs/>
         </w:rPr>
-        <w:t xml:space="preserve">Figure 4.3: </w:t>
+        <w:t xml:space="preserve">Figure 4.4: </w:t>
       </w:r>
       <w:r>
         <w:t>Use case diagram</w:t>
@@ -10265,7 +10348,7 @@
         <w:jc w:val="both"/>
       </w:pPr>
       <w:r>
-        <w:t>At the highest level the system has one data source and one user, as shown in Figure 4.4. The GEM-CAN capture supplies CAN frames; the evaluator selects a replay case and receives alarms and anomaly scores.</w:t>
+        <w:t>At the highest level the system has one data source and one user, as shown in Figure 4.5. The GEM-CAN capture supplies CAN frames; the evaluator selects a replay case and receives alarms and anomaly scores.</w:t>
       </w:r>
     </w:p>
     <w:p>
@@ -10329,7 +10412,7 @@
           <w:b/>
           <w:bCs/>
         </w:rPr>
-        <w:t xml:space="preserve">Figure 4.4: </w:t>
+        <w:t xml:space="preserve">Figure 4.5: </w:t>
       </w:r>
       <w:r>
         <w:t xml:space="preserve">Level-0 data flow diagram (context diagram)</w:t>
@@ -10353,7 +10436,7 @@
         <w:jc w:val="both"/>
       </w:pPr>
       <w:r>
-        <w:t>Figure 4.5 decomposes the system into six processes and four data stores. Processes 1.0 and 2.0 prepare the data once and cache the result in store D2, so that repeated experiments do not repeat the preparation. Process 3.0 produces residuals from the digital twin, 4.0 pools them into ECU streams, 5.0 runs the four detectors and 6.0 applies the anomaly gate and reaches a decision. Store D4 holds the gate statistics, which are the only persistent state derived exclusively from normal traffic.</w:t>
+        <w:t>Figure 4.6 decomposes the system into six processes and four data stores. Processes 1.0 and 2.0 prepare the data once and cache the result in store D2, so that repeated experiments do not repeat the preparation. Process 3.0 produces residuals from the digital twin, 4.0 pools them into ECU streams, 5.0 runs the four detectors and 6.0 applies the anomaly gate and reaches a decision. Store D4 holds the gate statistics, which are the only persistent state derived exclusively from normal traffic.</w:t>
       </w:r>
     </w:p>
     <w:p>
@@ -10417,7 +10500,7 @@
           <w:b/>
           <w:bCs/>
         </w:rPr>
-        <w:t xml:space="preserve">Figure 4.5: </w:t>
+        <w:t xml:space="preserve">Figure 4.6: </w:t>
       </w:r>
       <w:r>
         <w:t xml:space="preserve">Level-1 data flow diagram</w:t>
@@ -10441,7 +10524,7 @@
         <w:jc w:val="both"/>
       </w:pPr>
       <w:r>
-        <w:t xml:space="preserve">Figure 4.6 traces a single replay tick. The evaluator presses the run control; the live monitor obtains the four detectors from the model cache, requests residuals for the newly revealed frames, scores them through the anomaly gate, runs four forward passes and returns verdicts, counters and trace data for rendering. Three frames are revealed per tick, and the entire sequence completes in approximately 12 ms.</w:t>
+        <w:t xml:space="preserve">Figure 4.7 traces a single replay tick. The evaluator presses the run control; the live monitor obtains the four detectors from the model cache, requests residuals for the newly revealed frames, scores them through the anomaly gate, runs four forward passes and returns verdicts, counters and trace data for rendering. Three frames are revealed per tick, and the entire sequence completes in approximately 12 ms.</w:t>
       </w:r>
     </w:p>
     <w:p>
@@ -10505,7 +10588,7 @@
           <w:b/>
           <w:bCs/>
         </w:rPr>
-        <w:t xml:space="preserve">Figure 4.6: </w:t>
+        <w:t xml:space="preserve">Figure 4.7: </w:t>
       </w:r>
       <w:r>
         <w:t>Sequence diagram of one replay tick</w:t>
@@ -10529,7 +10612,7 @@
         <w:jc w:val="both"/>
       </w:pPr>
       <w:r>
-        <w:t>Table 4.1 lists the principal modules and their responsibilities. The structure mirrors the layering of Figure 4.1, so that a reader who has understood the architecture can locate any component in the source tree.</w:t>
+        <w:t>Table 4.1 lists the principal modules and their responsibilities. The structure mirrors the layering of Figure 4.2, so that a reader who has understood the architecture can locate any component in the source tree.</w:t>
       </w:r>
     </w:p>
     <w:p>
